--- a/acts-sermons/docx/28_2027-04-25_택한나의그릇_행9장10-19절.docx
+++ b/acts-sermons/docx/28_2027-04-25_택한나의그릇_행9장10-19절.docx
@@ -343,33 +343,33 @@
           <w:sz w:val="24"/>
           <w:szCs w:val="24"/>
         </w:rPr>
-        <w:t xml:space="preserve">사무엘상 16장에서 하나님은 사무엘에게 이렇게 말씀하십니다. ‘너는 뿔에 기름을 채워 가지고 가라 내가 너를 베들레헴 사람 이새에게로 보내리니 이는 내가 그의 아들 중에서 한 왕을 보았느니라.’ 하나님이 새 왕을 세우시겠다는 놀라운 계획이었습니다.</w:t>
-      </w:r>
-    </w:p>
-    <w:p>
-      <w:pPr>
-        <w:spacing w:after="160" w:line="360"/>
-      </w:pPr>
-      <w:r>
-        <w:rPr>
-          <w:rFonts w:ascii="맑은 고딕" w:cs="맑은 고딕" w:eastAsia="맑은 고딕" w:hAnsi="맑은 고딕"/>
-          <w:sz w:val="24"/>
-          <w:szCs w:val="24"/>
-        </w:rPr>
-        <w:t xml:space="preserve">그런데 사무엘의 첫 반응은 두려움이었습니다. ‘내가 어찌 갈 수 있으리이까 사울이 들으면 나를 죽이리이다’(삼상 16:2). 아직 왕좌에 앉아 있는 사울 왕이 그 사실을 알면 사무엘의 목숨이 위험했습니다. 이스라엘의 위대한 선지자 사무엘도 두려워했습니다. 그런데 하나님은 그를 꾸짖지 않으셨습니다. 대신 ‘너는 암송아지를 끌고 가서 여호와께 제사를 드리러 왔다 하고’ 이새를 제사에 청하라며 길을 열어 주셨습니다.</w:t>
-      </w:r>
-    </w:p>
-    <w:p>
-      <w:pPr>
-        <w:spacing w:after="160" w:line="360"/>
-      </w:pPr>
-      <w:r>
-        <w:rPr>
-          <w:rFonts w:ascii="맑은 고딕" w:cs="맑은 고딕" w:eastAsia="맑은 고딕" w:hAnsi="맑은 고딕"/>
-          <w:sz w:val="24"/>
-          <w:szCs w:val="24"/>
-        </w:rPr>
-        <w:t xml:space="preserve">사무엘은 순종하여 베들레헴으로 갔습니다. 그리고 거기서 하나님은 그가 상상하지 못한 사람을 택하셨습니다. 키가 크고 용모가 준수한 장남 엘리압이 아니라, 들에서 양을 치던 막내 다윗이었습니다. ‘사람은 외모를 보거니와 나 여호와는 중심을 보느니라.’ 하나님은 두려워하는 종을 격려하여 보내시고, 그를 통해 사람의 눈으로는 상상할 수 없는 그릇을 택하십니다. 아나니아도 그랬습니다. 두려움 가운데 순종한 그를 통해 하나님은 이방인의 사도를 세우셨습니다.</w:t>
+        <w:t xml:space="preserve">예레미야 1장에서 하나님은 젊은 예레미야를 부르셨습니다. “내가 너를 모태에 짓기 전에 너를 알았고 네가 배에서 나오기 전에 너를 성별하였고 너를 여러 나라의 선지자로 세웠노라”(렘 1:5). 하나님이 그를 태어나기 전부터 아시고 여러 나라를 향한 사명자로 정해 두셨다는 놀라운 말씀이었습니다.</w:t>
+      </w:r>
+    </w:p>
+    <w:p>
+      <w:pPr>
+        <w:spacing w:after="160" w:line="360"/>
+      </w:pPr>
+      <w:r>
+        <w:rPr>
+          <w:rFonts w:ascii="맑은 고딕" w:cs="맑은 고딕" w:eastAsia="맑은 고딕" w:hAnsi="맑은 고딕"/>
+          <w:sz w:val="24"/>
+          <w:szCs w:val="24"/>
+        </w:rPr>
+        <w:t xml:space="preserve">그런데 예레미야의 첫 반응은 두려움이었습니다. “슬프도소이다 주 여호와여 보소서 나는 아이라 말할 줄을 알지 못하나이다”(렘 1:6). 그는 자신이 너무 어리고 부족하다고 생각했습니다. 하나님은 그를 꾸짖지 않으셨습니다. 너는 아이라 말하지 말고, 내가 너를 누구에게 보내든지 가며 무엇을 명령하든지 말하라고 하셨습니다. 그리고 약속하셨습니다. 그들로 말미암아 두려워하지 말라 내가 너와 함께 하여 너를 구원하리라.</w:t>
+      </w:r>
+    </w:p>
+    <w:p>
+      <w:pPr>
+        <w:spacing w:after="160" w:line="360"/>
+      </w:pPr>
+      <w:r>
+        <w:rPr>
+          <w:rFonts w:ascii="맑은 고딕" w:cs="맑은 고딕" w:eastAsia="맑은 고딕" w:hAnsi="맑은 고딕"/>
+          <w:sz w:val="24"/>
+          <w:szCs w:val="24"/>
+        </w:rPr>
+        <w:t xml:space="preserve">하나님은 손을 내밀어 그의 입에 대시며 내 말을 네 입에 두었노라고 하셨습니다. 그 두려워하던 젊은이가 유다의 마지막 시대를 눈물로 지킨 선지자가 되었습니다. 하나님은 두려움이 없는 사람을 찾으시는 것이 아니라, 두려워하는 사람과 함께하시며 그를 보내십니다. 아나니아도 그랬습니다. 그는 사울이 두려웠지만 ‘가라’는 주님의 말씀에 순종했습니다. 그리고 하나님은 그를 통해 이방인을 위한 택한 그릇을 세우셨습니다.</w:t>
       </w:r>
     </w:p>
     <w:p>
@@ -471,7 +471,7 @@
           <w:sz w:val="24"/>
           <w:szCs w:val="24"/>
         </w:rPr>
-        <w:t xml:space="preserve">또한 두려움이 있다는 것 때문에 부끄러워하지 마십시오. 아나니아도, 사무엘도 두려워했습니다. 중요한 것은 두려움이 없는 것이 아니라 두려움을 주님께 정직하게 아뢰고, 그래도 순종하는 것입니다.</w:t>
+        <w:t xml:space="preserve">또한 두려움이 있다는 것 때문에 부끄러워하지 마십시오. 아나니아도, 예레미야도 두려워했습니다. 중요한 것은 두려움이 없는 것이 아니라 두려움을 주님께 정직하게 아뢰고, 그래도 순종하는 것입니다.</w:t>
       </w:r>
     </w:p>
     <w:p>
@@ -660,33 +660,33 @@
           <w:sz w:val="24"/>
           <w:szCs w:val="24"/>
         </w:rPr>
-        <w:t xml:space="preserve">아모스서 7장에 아모스 선지자의 고백이 나옵니다. 아모스는 남유다 드고아 출신이었는데, 하나님은 그를 북이스라엘의 벧엘로 보내셨습니다. 그가 거기서 여로보암 왕의 죄를 책망하며 심판을 선포하자, 벧엘의 제사장 아마샤가 그를 쫓아내려 했습니다. ‘선견자야 너는 유다 땅으로 도망하여 가서 거기에서나 떡을 먹으며 거기에서나 예언하고 다시는 벧엘에서 예언하지 말라.’</w:t>
-      </w:r>
-    </w:p>
-    <w:p>
-      <w:pPr>
-        <w:spacing w:after="160" w:line="360"/>
-      </w:pPr>
-      <w:r>
-        <w:rPr>
-          <w:rFonts w:ascii="맑은 고딕" w:cs="맑은 고딕" w:eastAsia="맑은 고딕" w:hAnsi="맑은 고딕"/>
-          <w:sz w:val="24"/>
-          <w:szCs w:val="24"/>
-        </w:rPr>
-        <w:t xml:space="preserve">그때 아모스가 대답합니다. ‘나는 선지자가 아니며 선지자의 아들도 아니라 나는 목자요 뽕나무를 재배하는 자로서 양 떼를 따를 때에 여호와께서 나를 데려다가 내게 이르시되 가서 내 백성 이스라엘에게 예언하라 하셨나니’(암 7:14-15).</w:t>
-      </w:r>
-    </w:p>
-    <w:p>
-      <w:pPr>
-        <w:spacing w:after="160" w:line="360"/>
-      </w:pPr>
-      <w:r>
-        <w:rPr>
-          <w:rFonts w:ascii="맑은 고딕" w:cs="맑은 고딕" w:eastAsia="맑은 고딕" w:hAnsi="맑은 고딕"/>
-          <w:sz w:val="24"/>
-          <w:szCs w:val="24"/>
-        </w:rPr>
-        <w:t xml:space="preserve">아모스는 선지자 학교를 나온 사람도, 선지자 가문 출신도 아니었습니다. 양을 치고 뽕나무를 가꾸던 시골 사람이었습니다. 그는 스스로 선지자가 되겠다고 나선 적이 없었습니다. ‘여호와께서 나를 데려다가’ 보내셨습니다. 그의 권위는 그의 배경에서 나오지 않고 그를 택하신 하나님에게서 나왔습니다. 사울도 그랬습니다. 그의 학식이 아니라 그를 택하신 하나님의 은혜가 그를 사도로 만들었습니다.</w:t>
+        <w:t xml:space="preserve">요한복음 6장에서 큰 무리가 예수님을 따라왔습니다. 남자만 오천 명쯤 되는 무리였습니다. 예수님께서 빌립에게 우리가 어디서 떡을 사서 이 사람들을 먹이겠느냐고 물으시자, 빌립은 이백 데나리온의 떡으로도 부족하다고 계산했습니다. 그때 안드레가 말했습니다. “여기 한 아이가 있어 보리떡 다섯 개와 물고기 두 마리를 가지고 있나이다 그러나 그것이 이 많은 사람에게 얼마나 되겠사옵나이까”(요 6:9).</w:t>
+      </w:r>
+    </w:p>
+    <w:p>
+      <w:pPr>
+        <w:spacing w:after="160" w:line="360"/>
+      </w:pPr>
+      <w:r>
+        <w:rPr>
+          <w:rFonts w:ascii="맑은 고딕" w:cs="맑은 고딕" w:eastAsia="맑은 고딕" w:hAnsi="맑은 고딕"/>
+          <w:sz w:val="24"/>
+          <w:szCs w:val="24"/>
+        </w:rPr>
+        <w:t xml:space="preserve">보리떡은 가난한 사람들이 먹던 값싼 떡이었습니다. 이름도 기록되지 않은 한 아이의 작은 도시락이었습니다. 사람의 눈으로 보면 아무 자격도, 아무 쓸모도 없어 보였습니다. 그러나 예수님은 그 떡을 가져 축사하신 후 앉아 있는 자들에게 나누어 주시고, 물고기도 그렇게 원하는 대로 주셨습니다. 모두가 배불리 먹고 남은 조각을 거두니 열두 바구니에 찼습니다.</w:t>
+      </w:r>
+    </w:p>
+    <w:p>
+      <w:pPr>
+        <w:spacing w:after="160" w:line="360"/>
+      </w:pPr>
+      <w:r>
+        <w:rPr>
+          <w:rFonts w:ascii="맑은 고딕" w:cs="맑은 고딕" w:eastAsia="맑은 고딕" w:hAnsi="맑은 고딕"/>
+          <w:sz w:val="24"/>
+          <w:szCs w:val="24"/>
+        </w:rPr>
+        <w:t xml:space="preserve">기적을 만든 것은 떡의 크기가 아니라 그것을 받으신 주님의 손이었습니다. 주님은 보잘것없는 것을 택하셔서 당신의 영광을 담는 그릇으로 쓰십니다. 사울도 그랬습니다. 그의 학식이나 열심이 그를 사도로 만든 것이 아닙니다. 오히려 그는 교회를 해치던 자였습니다. 그런 사람을 주님이 은혜로 택하셔서 당신의 이름을 이방인과 임금들과 이스라엘 자손들 앞에 전할 그릇으로 삼으셨습니다. 그릇의 가치는 그 그릇을 쓰시는 분에게서 나옵니다.</w:t>
       </w:r>
     </w:p>
     <w:p>
